--- a/internal_doc/00.项目管理/01.会议纪要/例会纪要_20150914.docx
+++ b/internal_doc/00.项目管理/01.会议纪要/例会纪要_20150914.docx
@@ -259,6 +259,11 @@
       </w:r>
     </w:p>
     <w:p>
+      <w:pPr>
+        <w:rPr>
+          <w:rFonts w:hint="eastAsia"/>
+        </w:rPr>
+      </w:pPr>
       <w:r>
         <w:rPr>
           <w:rFonts w:hint="eastAsia"/>
@@ -294,6 +299,45 @@
           <w:rFonts w:hint="eastAsia"/>
         </w:rPr>
         <w:t>龙阳</w:t>
+      </w:r>
+    </w:p>
+    <w:p>
+      <w:pPr>
+        <w:rPr>
+          <w:rFonts w:hint="eastAsia"/>
+        </w:rPr>
+      </w:pPr>
+    </w:p>
+    <w:p>
+      <w:pPr>
+        <w:pStyle w:val="Heading2"/>
+        <w:numPr>
+          <w:ilvl w:val="0"/>
+          <w:numId w:val="1"/>
+        </w:numPr>
+        <w:jc w:val="left"/>
+        <w:rPr>
+          <w:rFonts w:hint="eastAsia"/>
+        </w:rPr>
+      </w:pPr>
+      <w:r>
+        <w:rPr>
+          <w:rFonts w:hint="eastAsia"/>
+        </w:rPr>
+        <w:t>本周主要任务</w:t>
+      </w:r>
+    </w:p>
+    <w:p>
+      <w:pPr>
+        <w:rPr>
+          <w:rFonts w:hint="eastAsia"/>
+        </w:rPr>
+      </w:pPr>
+      <w:r>
+        <w:rPr>
+          <w:rFonts w:hint="eastAsia"/>
+        </w:rPr>
+        <w:t>NA.</w:t>
       </w:r>
     </w:p>
     <w:p>
@@ -904,14 +948,12 @@
               </w:rPr>
               <w:t>网络连接</w:t>
             </w:r>
-            <w:proofErr w:type="spellStart"/>
             <w:r>
               <w:rPr>
                 <w:rFonts w:hint="eastAsia"/>
               </w:rPr>
               <w:t>coord</w:t>
             </w:r>
-            <w:proofErr w:type="spellEnd"/>
             <w:r>
               <w:rPr>
                 <w:rFonts w:hint="eastAsia"/>
@@ -1038,14 +1080,12 @@
               </w:rPr>
               <w:t>还没有实现这个功能，</w:t>
             </w:r>
-            <w:proofErr w:type="spellStart"/>
             <w:r>
               <w:rPr>
                 <w:rFonts w:hint="eastAsia"/>
               </w:rPr>
               <w:t>maillist</w:t>
             </w:r>
-            <w:proofErr w:type="spellEnd"/>
             <w:r>
               <w:rPr>
                 <w:rFonts w:hint="eastAsia"/>
@@ -1088,14 +1128,12 @@
               </w:rPr>
               <w:t>生成</w:t>
             </w:r>
-            <w:proofErr w:type="spellStart"/>
             <w:r>
               <w:rPr>
                 <w:rFonts w:hint="eastAsia"/>
               </w:rPr>
               <w:t>webhelp</w:t>
             </w:r>
-            <w:proofErr w:type="spellEnd"/>
           </w:p>
         </w:tc>
         <w:tc>
@@ -1164,7 +1202,14 @@
               <w:rPr>
                 <w:rFonts w:hint="eastAsia"/>
               </w:rPr>
-              <w:t>的文档同步到内网官网的信息中心，解决了多版本的共存</w:t>
+              <w:t>的文档同步到内网官网的信息</w:t>
+            </w:r>
+            <w:r>
+              <w:rPr>
+                <w:rFonts w:hint="eastAsia"/>
+              </w:rPr>
+              <w:lastRenderedPageBreak/>
+              <w:t>中心，解决了多版本的共存</w:t>
             </w:r>
             <w:r>
               <w:rPr>
@@ -1203,7 +1248,6 @@
               <w:rPr>
                 <w:rFonts w:hint="eastAsia"/>
               </w:rPr>
-              <w:lastRenderedPageBreak/>
               <w:t>页面跳转链接，图片跳转链接，</w:t>
             </w:r>
             <w:r>
@@ -1470,7 +1514,6 @@
             <w:pPr>
               <w:jc w:val="left"/>
             </w:pPr>
-            <w:proofErr w:type="spellStart"/>
             <w:r>
               <w:t>P</w:t>
             </w:r>
@@ -1478,14 +1521,7 @@
               <w:rPr>
                 <w:rFonts w:hint="eastAsia"/>
               </w:rPr>
-              <w:t>entaho</w:t>
-            </w:r>
-            <w:proofErr w:type="spellEnd"/>
-            <w:r>
-              <w:rPr>
-                <w:rFonts w:hint="eastAsia"/>
-              </w:rPr>
-              <w:t xml:space="preserve"> </w:t>
+              <w:t xml:space="preserve">entaho </w:t>
             </w:r>
             <w:r>
               <w:rPr>
@@ -1593,14 +1629,12 @@
               </w:rPr>
               <w:t>）数据导入到</w:t>
             </w:r>
-            <w:proofErr w:type="spellStart"/>
             <w:r>
               <w:rPr>
                 <w:rFonts w:hint="eastAsia"/>
               </w:rPr>
               <w:t>sdb</w:t>
             </w:r>
-            <w:proofErr w:type="spellEnd"/>
             <w:r>
               <w:rPr>
                 <w:rFonts w:hint="eastAsia"/>
@@ -1813,14 +1847,12 @@
               </w:rPr>
               <w:t>接下来看</w:t>
             </w:r>
-            <w:proofErr w:type="spellStart"/>
             <w:r>
               <w:rPr>
                 <w:rFonts w:hint="eastAsia"/>
               </w:rPr>
               <w:t>ppc</w:t>
             </w:r>
-            <w:proofErr w:type="spellEnd"/>
             <w:r>
               <w:rPr>
                 <w:rFonts w:hint="eastAsia"/>
@@ -1839,19 +1871,11 @@
             <w:pPr>
               <w:jc w:val="left"/>
             </w:pPr>
-            <w:proofErr w:type="spellStart"/>
-            <w:r>
-              <w:rPr>
-                <w:rFonts w:hint="eastAsia"/>
-              </w:rPr>
-              <w:t>dpsDump</w:t>
-            </w:r>
-            <w:proofErr w:type="spellEnd"/>
-            <w:r>
-              <w:rPr>
-                <w:rFonts w:hint="eastAsia"/>
-              </w:rPr>
-              <w:t xml:space="preserve"> </w:t>
+            <w:r>
+              <w:rPr>
+                <w:rFonts w:hint="eastAsia"/>
+              </w:rPr>
+              <w:t xml:space="preserve">dpsDump </w:t>
             </w:r>
             <w:r>
               <w:rPr>
@@ -1917,42 +1941,36 @@
               </w:rPr>
               <w:t>根据</w:t>
             </w:r>
-            <w:proofErr w:type="spellStart"/>
             <w:r>
               <w:rPr>
                 <w:rFonts w:hint="eastAsia"/>
               </w:rPr>
               <w:t>dpsLogFile</w:t>
             </w:r>
-            <w:proofErr w:type="spellEnd"/>
             <w:r>
               <w:rPr>
                 <w:rFonts w:hint="eastAsia"/>
               </w:rPr>
               <w:t>的</w:t>
             </w:r>
-            <w:proofErr w:type="spellStart"/>
             <w:r>
               <w:rPr>
                 <w:rFonts w:hint="eastAsia"/>
               </w:rPr>
               <w:t>logID</w:t>
             </w:r>
-            <w:proofErr w:type="spellEnd"/>
             <w:r>
               <w:rPr>
                 <w:rFonts w:hint="eastAsia"/>
               </w:rPr>
               <w:t>排序，从</w:t>
             </w:r>
-            <w:proofErr w:type="spellStart"/>
             <w:r>
               <w:rPr>
                 <w:rFonts w:hint="eastAsia"/>
               </w:rPr>
               <w:t>logID</w:t>
             </w:r>
-            <w:proofErr w:type="spellEnd"/>
             <w:r>
               <w:rPr>
                 <w:rFonts w:hint="eastAsia"/>
@@ -1974,14 +1992,12 @@
               </w:tabs>
               <w:jc w:val="left"/>
             </w:pPr>
-            <w:proofErr w:type="spellStart"/>
             <w:r>
               <w:rPr>
                 <w:rFonts w:hint="eastAsia"/>
               </w:rPr>
               <w:t>php</w:t>
             </w:r>
-            <w:proofErr w:type="spellEnd"/>
             <w:r>
               <w:rPr>
                 <w:rFonts w:hint="eastAsia"/>
@@ -2090,14 +2106,12 @@
               </w:rPr>
               <w:t>增加了</w:t>
             </w:r>
-            <w:proofErr w:type="spellStart"/>
             <w:r>
               <w:rPr>
                 <w:rFonts w:hint="eastAsia"/>
               </w:rPr>
               <w:t>createIndexOffline</w:t>
             </w:r>
-            <w:proofErr w:type="spellEnd"/>
             <w:r>
               <w:rPr>
                 <w:rFonts w:hint="eastAsia"/>
@@ -2889,7 +2903,6 @@
               </w:rPr>
               <w:t>内置</w:t>
             </w:r>
-            <w:proofErr w:type="spellStart"/>
             <w:r>
               <w:rPr>
                 <w:rFonts w:hint="eastAsia"/>
@@ -2897,7 +2910,6 @@
               </w:rPr>
               <w:t>sql</w:t>
             </w:r>
-            <w:proofErr w:type="spellEnd"/>
             <w:r>
               <w:rPr>
                 <w:rFonts w:hint="eastAsia"/>
@@ -2990,7 +3002,6 @@
                 <w:color w:val="000000"/>
               </w:rPr>
             </w:pPr>
-            <w:proofErr w:type="spellStart"/>
             <w:r>
               <w:rPr>
                 <w:color w:val="000000"/>
@@ -3002,39 +3013,22 @@
                 <w:rFonts w:hint="eastAsia"/>
                 <w:color w:val="000000"/>
               </w:rPr>
-              <w:t>pch</w:t>
-            </w:r>
-            <w:proofErr w:type="spellEnd"/>
+              <w:t xml:space="preserve">pch </w:t>
+            </w:r>
             <w:r>
               <w:rPr>
                 <w:rFonts w:hint="eastAsia"/>
                 <w:color w:val="000000"/>
               </w:rPr>
-              <w:t xml:space="preserve"> </w:t>
+              <w:t>测试</w:t>
             </w:r>
             <w:r>
               <w:rPr>
                 <w:rFonts w:hint="eastAsia"/>
                 <w:color w:val="000000"/>
               </w:rPr>
-              <w:t>测试</w:t>
-            </w:r>
-            <w:r>
-              <w:rPr>
-                <w:rFonts w:hint="eastAsia"/>
-                <w:color w:val="000000"/>
-              </w:rPr>
-              <w:t xml:space="preserve">spark </w:t>
-            </w:r>
-            <w:proofErr w:type="spellStart"/>
-            <w:r>
-              <w:rPr>
-                <w:rFonts w:hint="eastAsia"/>
-                <w:color w:val="000000"/>
-              </w:rPr>
-              <w:t>sql</w:t>
-            </w:r>
-            <w:proofErr w:type="spellEnd"/>
+              <w:t>spark sql</w:t>
+            </w:r>
           </w:p>
         </w:tc>
         <w:tc>
@@ -3436,14 +3430,12 @@
               </w:rPr>
               <w:t>驱动不支持完整的</w:t>
             </w:r>
-            <w:proofErr w:type="spellStart"/>
             <w:r>
               <w:rPr>
                 <w:rFonts w:hint="eastAsia"/>
               </w:rPr>
               <w:t>jdbc</w:t>
             </w:r>
-            <w:proofErr w:type="spellEnd"/>
             <w:r>
               <w:rPr>
                 <w:rFonts w:hint="eastAsia"/>
@@ -3565,14 +3557,12 @@
               </w:rPr>
               <w:t>的实现原理，基于</w:t>
             </w:r>
-            <w:proofErr w:type="spellStart"/>
             <w:r>
               <w:rPr>
                 <w:rFonts w:hint="eastAsia"/>
               </w:rPr>
               <w:t>sequoiadb</w:t>
             </w:r>
-            <w:proofErr w:type="spellEnd"/>
             <w:r>
               <w:rPr>
                 <w:rFonts w:hint="eastAsia"/>
@@ -3829,7 +3819,6 @@
             <w:pPr>
               <w:jc w:val="left"/>
             </w:pPr>
-            <w:proofErr w:type="spellStart"/>
             <w:r>
               <w:lastRenderedPageBreak/>
               <w:t>Y</w:t>
@@ -3840,7 +3829,6 @@
               </w:rPr>
               <w:t>csb</w:t>
             </w:r>
-            <w:proofErr w:type="spellEnd"/>
             <w:r>
               <w:rPr>
                 <w:rFonts w:hint="eastAsia"/>
@@ -4114,14 +4102,12 @@
               </w:rPr>
               <w:t>优化</w:t>
             </w:r>
-            <w:proofErr w:type="spellStart"/>
             <w:r>
               <w:rPr>
                 <w:rFonts w:hint="eastAsia"/>
               </w:rPr>
               <w:t>ci</w:t>
             </w:r>
-            <w:proofErr w:type="spellEnd"/>
             <w:r>
               <w:rPr>
                 <w:rFonts w:hint="eastAsia"/>
@@ -4406,7 +4392,6 @@
             <w:pPr>
               <w:jc w:val="left"/>
             </w:pPr>
-            <w:proofErr w:type="spellStart"/>
             <w:r>
               <w:t>S</w:t>
             </w:r>
@@ -4416,7 +4401,6 @@
               </w:rPr>
               <w:t>troy</w:t>
             </w:r>
-            <w:proofErr w:type="spellEnd"/>
             <w:r>
               <w:rPr>
                 <w:rFonts w:hint="eastAsia"/>
@@ -4463,14 +4447,12 @@
               </w:rPr>
               <w:t>永宏</w:t>
             </w:r>
-            <w:proofErr w:type="spellStart"/>
             <w:r>
               <w:rPr>
                 <w:rFonts w:hint="eastAsia"/>
               </w:rPr>
               <w:t>yhbI</w:t>
             </w:r>
-            <w:proofErr w:type="spellEnd"/>
             <w:r>
               <w:rPr>
                 <w:rFonts w:hint="eastAsia"/>
@@ -4489,14 +4471,12 @@
               </w:rPr>
               <w:t>与</w:t>
             </w:r>
-            <w:proofErr w:type="spellStart"/>
             <w:r>
               <w:rPr>
                 <w:rFonts w:hint="eastAsia"/>
               </w:rPr>
               <w:t>Sdb</w:t>
             </w:r>
-            <w:proofErr w:type="spellEnd"/>
             <w:r>
               <w:rPr>
                 <w:rFonts w:hint="eastAsia"/>
@@ -5116,14 +5096,12 @@
               </w:rPr>
               <w:t>两组的</w:t>
             </w:r>
-            <w:proofErr w:type="spellStart"/>
             <w:r>
               <w:rPr>
                 <w:rFonts w:hint="eastAsia"/>
               </w:rPr>
               <w:t>groupName</w:t>
             </w:r>
-            <w:proofErr w:type="spellEnd"/>
             <w:r>
               <w:rPr>
                 <w:rFonts w:hint="eastAsia"/>
@@ -5633,28 +5611,24 @@
               </w:rPr>
               <w:t>与</w:t>
             </w:r>
-            <w:proofErr w:type="spellStart"/>
             <w:r>
               <w:rPr>
                 <w:rFonts w:hint="eastAsia"/>
               </w:rPr>
               <w:t>MongoDB</w:t>
             </w:r>
-            <w:proofErr w:type="spellEnd"/>
             <w:r>
               <w:rPr>
                 <w:rFonts w:hint="eastAsia"/>
               </w:rPr>
               <w:t>的</w:t>
             </w:r>
-            <w:proofErr w:type="spellStart"/>
             <w:r>
               <w:rPr>
                 <w:rFonts w:hint="eastAsia"/>
               </w:rPr>
               <w:t>bson</w:t>
             </w:r>
-            <w:proofErr w:type="spellEnd"/>
             <w:r>
               <w:rPr>
                 <w:rFonts w:hint="eastAsia"/>
@@ -5672,28 +5646,24 @@
               </w:rPr>
               <w:t>移值到</w:t>
             </w:r>
-            <w:proofErr w:type="spellStart"/>
             <w:r>
               <w:rPr>
                 <w:rFonts w:hint="eastAsia"/>
               </w:rPr>
               <w:t>mongodb</w:t>
             </w:r>
-            <w:proofErr w:type="spellEnd"/>
             <w:r>
               <w:rPr>
                 <w:rFonts w:hint="eastAsia"/>
               </w:rPr>
               <w:t>新的</w:t>
             </w:r>
-            <w:proofErr w:type="spellStart"/>
             <w:r>
               <w:rPr>
                 <w:rFonts w:hint="eastAsia"/>
               </w:rPr>
               <w:t>bson</w:t>
             </w:r>
-            <w:proofErr w:type="spellEnd"/>
           </w:p>
         </w:tc>
         <w:tc>
@@ -5864,28 +5834,24 @@
               </w:rPr>
               <w:t>维护</w:t>
             </w:r>
-            <w:proofErr w:type="spellStart"/>
             <w:r>
               <w:rPr>
                 <w:rFonts w:hint="eastAsia"/>
               </w:rPr>
               <w:t>mongodb</w:t>
             </w:r>
-            <w:proofErr w:type="spellEnd"/>
             <w:r>
               <w:rPr>
                 <w:rFonts w:hint="eastAsia"/>
               </w:rPr>
               <w:t>与</w:t>
             </w:r>
-            <w:proofErr w:type="spellStart"/>
             <w:r>
               <w:rPr>
                 <w:rFonts w:hint="eastAsia"/>
               </w:rPr>
               <w:t>sequoiadb</w:t>
             </w:r>
-            <w:proofErr w:type="spellEnd"/>
             <w:r>
               <w:rPr>
                 <w:rFonts w:hint="eastAsia"/>
@@ -5950,28 +5916,24 @@
               </w:rPr>
               <w:t>已列出</w:t>
             </w:r>
-            <w:proofErr w:type="spellStart"/>
             <w:r>
               <w:rPr>
                 <w:rFonts w:hint="eastAsia"/>
               </w:rPr>
               <w:t>sequoiadb</w:t>
             </w:r>
-            <w:proofErr w:type="spellEnd"/>
             <w:r>
               <w:rPr>
                 <w:rFonts w:hint="eastAsia"/>
               </w:rPr>
               <w:t>的功能，需补充</w:t>
             </w:r>
-            <w:proofErr w:type="spellStart"/>
             <w:r>
               <w:rPr>
                 <w:rFonts w:hint="eastAsia"/>
               </w:rPr>
               <w:t>mongodb</w:t>
             </w:r>
-            <w:proofErr w:type="spellEnd"/>
             <w:r>
               <w:rPr>
                 <w:rFonts w:hint="eastAsia"/>
@@ -7132,6 +7094,16 @@
       <w:szCs w:val="24"/>
     </w:rPr>
   </w:style>
+  <w:style w:type="paragraph" w:styleId="ListParagraph">
+    <w:name w:val="List Paragraph"/>
+    <w:basedOn w:val="Normal"/>
+    <w:uiPriority w:val="99"/>
+    <w:unhideWhenUsed/>
+    <w:rsid w:val="00A5559A"/>
+    <w:pPr>
+      <w:ind w:firstLineChars="200" w:firstLine="420"/>
+    </w:pPr>
+  </w:style>
 </w:styles>
 </file>
 
